--- a/Personal/Mi_CV/CvEugenioDDeluca.docx
+++ b/Personal/Mi_CV/CvEugenioDDeluca.docx
@@ -12,6 +12,8 @@
           <w:szCs w:val="24"/>
         </w:rPr>
       </w:pPr>
+      <w:bookmarkStart w:id="0" w:name="_GoBack"/>
+      <w:bookmarkEnd w:id="0"/>
     </w:p>
     <w:p>
       <w:pPr>
@@ -56,7 +58,6 @@
         <w:rPr>
           <w:rStyle w:val="Hipervnculo"/>
           <w:rFonts w:ascii="Arial" w:hAnsi="Arial" w:cs="Arial"/>
-          <w:color w:val="auto"/>
           <w:sz w:val="24"/>
           <w:szCs w:val="24"/>
           <w:u w:val="none"/>
@@ -102,6 +103,19 @@
         </w:rPr>
         <w:tab/>
       </w:r>
+    </w:p>
+    <w:p>
+      <w:pPr>
+        <w:spacing w:before="120" w:after="120" w:line="240" w:lineRule="auto"/>
+        <w:rPr>
+          <w:rStyle w:val="Hipervnculo"/>
+          <w:rFonts w:ascii="Arial" w:hAnsi="Arial" w:cs="Arial"/>
+          <w:color w:val="auto"/>
+          <w:sz w:val="24"/>
+          <w:szCs w:val="24"/>
+          <w:u w:val="none"/>
+        </w:rPr>
+      </w:pPr>
       <w:r>
         <w:rPr>
           <w:rStyle w:val="Hipervnculo"/>
@@ -134,14 +148,6 @@
           <w:szCs w:val="24"/>
         </w:rPr>
       </w:pPr>
-      <w:r>
-        <w:rPr>
-          <w:rFonts w:ascii="Arial" w:hAnsi="Arial" w:cs="Arial"/>
-          <w:sz w:val="24"/>
-          <w:szCs w:val="24"/>
-        </w:rPr>
-        <w:br/>
-      </w:r>
       <w:proofErr w:type="spellStart"/>
       <w:r>
         <w:rPr>
@@ -353,7 +359,7 @@
           <w:sz w:val="24"/>
           <w:szCs w:val="24"/>
         </w:rPr>
-        <w:t xml:space="preserve">Licenciado en Sistemas con 9 años de experiencia en soporte de infraestructura crítica. Especializado en el análisis de incidentes de integridad de datos y </w:t>
+        <w:t xml:space="preserve">Licenciado en Sistemas con 9 años de experiencia en soporte técnico avanzado y administración de entornos Windows/SQL Server. Especializado en la resolución de inconsistencias de datos y despliegue de software empresarial. Entusiasta de la </w:t>
       </w:r>
       <w:proofErr w:type="spellStart"/>
       <w:r>
@@ -363,7 +369,7 @@
           <w:sz w:val="24"/>
           <w:szCs w:val="24"/>
         </w:rPr>
-        <w:t>Hardening</w:t>
+        <w:t>ciberseguridad</w:t>
       </w:r>
       <w:proofErr w:type="spellEnd"/>
       <w:r>
@@ -373,7 +379,7 @@
           <w:sz w:val="24"/>
           <w:szCs w:val="24"/>
         </w:rPr>
-        <w:t xml:space="preserve"> de sistemas Windows. Actualmente enfocado en la transición hacia la </w:t>
+        <w:t xml:space="preserve"> con formación reciente en monitoreo de </w:t>
       </w:r>
       <w:proofErr w:type="spellStart"/>
       <w:r>
@@ -383,7 +389,7 @@
           <w:sz w:val="24"/>
           <w:szCs w:val="24"/>
         </w:rPr>
-        <w:t>Ciberseguridad</w:t>
+        <w:t>logs</w:t>
       </w:r>
       <w:proofErr w:type="spellEnd"/>
       <w:r>
@@ -393,7 +399,7 @@
           <w:sz w:val="24"/>
           <w:szCs w:val="24"/>
         </w:rPr>
-        <w:t xml:space="preserve"> Defensiva (SOC), con formación sólida en el monitoreo de </w:t>
+        <w:t xml:space="preserve"> (</w:t>
       </w:r>
       <w:proofErr w:type="spellStart"/>
       <w:r>
@@ -403,7 +409,7 @@
           <w:sz w:val="24"/>
           <w:szCs w:val="24"/>
         </w:rPr>
-        <w:t>logs</w:t>
+        <w:t>Splunk</w:t>
       </w:r>
       <w:proofErr w:type="spellEnd"/>
       <w:r>
@@ -413,47 +419,7 @@
           <w:sz w:val="24"/>
           <w:szCs w:val="24"/>
         </w:rPr>
-        <w:t xml:space="preserve"> mediante </w:t>
-      </w:r>
-      <w:proofErr w:type="spellStart"/>
-      <w:r>
-        <w:rPr>
-          <w:rFonts w:ascii="Arial" w:eastAsia="Arial" w:hAnsi="Arial" w:cs="Arial"/>
-          <w:color w:val="000000"/>
-          <w:sz w:val="24"/>
-          <w:szCs w:val="24"/>
-        </w:rPr>
-        <w:t>Splunk</w:t>
-      </w:r>
-      <w:proofErr w:type="spellEnd"/>
-      <w:r>
-        <w:rPr>
-          <w:rFonts w:ascii="Arial" w:eastAsia="Arial" w:hAnsi="Arial" w:cs="Arial"/>
-          <w:color w:val="000000"/>
-          <w:sz w:val="24"/>
-          <w:szCs w:val="24"/>
-        </w:rPr>
-        <w:t xml:space="preserve"> y defensa de redes Palo Alto. Poseo capacidad analítica para el </w:t>
-      </w:r>
-      <w:proofErr w:type="spellStart"/>
-      <w:r>
-        <w:rPr>
-          <w:rFonts w:ascii="Arial" w:eastAsia="Arial" w:hAnsi="Arial" w:cs="Arial"/>
-          <w:color w:val="000000"/>
-          <w:sz w:val="24"/>
-          <w:szCs w:val="24"/>
-        </w:rPr>
-        <w:t>Triaging</w:t>
-      </w:r>
-      <w:proofErr w:type="spellEnd"/>
-      <w:r>
-        <w:rPr>
-          <w:rFonts w:ascii="Arial" w:eastAsia="Arial" w:hAnsi="Arial" w:cs="Arial"/>
-          <w:color w:val="000000"/>
-          <w:sz w:val="24"/>
-          <w:szCs w:val="24"/>
-        </w:rPr>
-        <w:t xml:space="preserve"> de alertas y análisis de malware, orientado a proteger la operatividad del negocio.</w:t>
+        <w:t>), defensa de redes (Palo Alto) y análisis de malware mediante ingeniería inversa</w:t>
       </w:r>
     </w:p>
     <w:p>
@@ -546,8 +512,6 @@
         </w:rPr>
         <w:t xml:space="preserve"> de malware, donde generalmente se busca entender el ciclo de vida de muestra, Documentar la persistencia en registros y análisis de hashes utiliz</w:t>
       </w:r>
-      <w:bookmarkStart w:id="0" w:name="_GoBack"/>
-      <w:bookmarkEnd w:id="0"/>
       <w:r>
         <w:rPr>
           <w:rFonts w:ascii="Arial" w:hAnsi="Arial" w:cs="Arial"/>
@@ -856,18 +820,45 @@
         </w:rPr>
         <w:t xml:space="preserve"> para la prevención de incidentes.</w:t>
       </w:r>
+      <w:r>
+        <w:rPr>
+          <w:rFonts w:ascii="Arial" w:eastAsia="Arial Italics" w:hAnsi="Arial" w:cs="Arial"/>
+          <w:iCs/>
+          <w:color w:val="000000"/>
+          <w:sz w:val="24"/>
+          <w:szCs w:val="24"/>
+        </w:rPr>
+        <w:t xml:space="preserve"> </w:t>
+      </w:r>
+      <w:hyperlink r:id="rId12" w:history="1">
+        <w:r>
+          <w:rPr>
+            <w:rStyle w:val="Hipervnculo"/>
+            <w:rFonts w:ascii="Arial" w:eastAsia="Arial Italics" w:hAnsi="Arial" w:cs="Arial"/>
+            <w:iCs/>
+            <w:sz w:val="24"/>
+            <w:szCs w:val="24"/>
+          </w:rPr>
+          <w:t xml:space="preserve">Ver en </w:t>
+        </w:r>
+        <w:proofErr w:type="spellStart"/>
+        <w:r>
+          <w:rPr>
+            <w:rStyle w:val="Hipervnculo"/>
+            <w:rFonts w:ascii="Arial" w:eastAsia="Arial Italics" w:hAnsi="Arial" w:cs="Arial"/>
+            <w:iCs/>
+            <w:sz w:val="24"/>
+            <w:szCs w:val="24"/>
+          </w:rPr>
+          <w:t>GiHub</w:t>
+        </w:r>
+        <w:proofErr w:type="spellEnd"/>
+      </w:hyperlink>
     </w:p>
     <w:p>
       <w:pPr>
         <w:spacing w:before="120" w:after="120" w:line="336" w:lineRule="auto"/>
         <w:jc w:val="both"/>
-        <w:rPr>
-          <w:rFonts w:ascii="Arial" w:hAnsi="Arial" w:cs="Arial"/>
-          <w:sz w:val="24"/>
-          <w:szCs w:val="24"/>
-        </w:rPr>
-      </w:pPr>
-      <w:r>
         <w:rPr>
           <w:rFonts w:ascii="Arial" w:eastAsia="Arial Bold" w:hAnsi="Arial" w:cs="Arial"/>
           <w:b/>
@@ -876,26 +867,132 @@
           <w:sz w:val="24"/>
           <w:szCs w:val="24"/>
         </w:rPr>
-        <w:t>EXPERIENCIA</w:t>
-      </w:r>
-      <w:r>
+      </w:pPr>
+    </w:p>
+    <w:p>
+      <w:pPr>
+        <w:spacing w:before="120" w:after="120" w:line="336" w:lineRule="auto"/>
+        <w:jc w:val="both"/>
         <w:rPr>
           <w:rFonts w:ascii="Arial" w:eastAsia="Arial Bold" w:hAnsi="Arial" w:cs="Arial"/>
           <w:b/>
           <w:bCs/>
           <w:color w:val="000000"/>
-          <w:spacing w:val="-16"/>
-          <w:sz w:val="24"/>
-          <w:szCs w:val="24"/>
-        </w:rPr>
-        <w:t xml:space="preserve"> </w:t>
-      </w:r>
-      <w:r>
+          <w:sz w:val="24"/>
+          <w:szCs w:val="24"/>
+        </w:rPr>
+      </w:pPr>
+    </w:p>
+    <w:p>
+      <w:pPr>
+        <w:spacing w:before="120" w:after="120" w:line="336" w:lineRule="auto"/>
+        <w:jc w:val="both"/>
         <w:rPr>
           <w:rFonts w:ascii="Arial" w:eastAsia="Arial Bold" w:hAnsi="Arial" w:cs="Arial"/>
           <w:b/>
           <w:bCs/>
           <w:color w:val="000000"/>
+          <w:sz w:val="24"/>
+          <w:szCs w:val="24"/>
+        </w:rPr>
+      </w:pPr>
+    </w:p>
+    <w:p>
+      <w:pPr>
+        <w:spacing w:before="120" w:after="120" w:line="336" w:lineRule="auto"/>
+        <w:jc w:val="both"/>
+        <w:rPr>
+          <w:rFonts w:ascii="Arial" w:eastAsia="Arial Bold" w:hAnsi="Arial" w:cs="Arial"/>
+          <w:b/>
+          <w:bCs/>
+          <w:color w:val="000000"/>
+          <w:sz w:val="24"/>
+          <w:szCs w:val="24"/>
+        </w:rPr>
+      </w:pPr>
+    </w:p>
+    <w:p>
+      <w:pPr>
+        <w:spacing w:before="120" w:after="120" w:line="336" w:lineRule="auto"/>
+        <w:jc w:val="both"/>
+        <w:rPr>
+          <w:rFonts w:ascii="Arial" w:eastAsia="Arial Bold" w:hAnsi="Arial" w:cs="Arial"/>
+          <w:b/>
+          <w:bCs/>
+          <w:color w:val="000000"/>
+          <w:sz w:val="24"/>
+          <w:szCs w:val="24"/>
+        </w:rPr>
+      </w:pPr>
+    </w:p>
+    <w:p>
+      <w:pPr>
+        <w:spacing w:before="120" w:after="120" w:line="336" w:lineRule="auto"/>
+        <w:jc w:val="both"/>
+        <w:rPr>
+          <w:rFonts w:ascii="Arial" w:eastAsia="Arial Bold" w:hAnsi="Arial" w:cs="Arial"/>
+          <w:b/>
+          <w:bCs/>
+          <w:color w:val="000000"/>
+          <w:sz w:val="24"/>
+          <w:szCs w:val="24"/>
+        </w:rPr>
+      </w:pPr>
+    </w:p>
+    <w:p>
+      <w:pPr>
+        <w:spacing w:before="120" w:after="120" w:line="336" w:lineRule="auto"/>
+        <w:jc w:val="both"/>
+        <w:rPr>
+          <w:rFonts w:ascii="Arial" w:eastAsia="Arial Bold" w:hAnsi="Arial" w:cs="Arial"/>
+          <w:b/>
+          <w:bCs/>
+          <w:color w:val="000000"/>
+          <w:sz w:val="24"/>
+          <w:szCs w:val="24"/>
+        </w:rPr>
+      </w:pPr>
+    </w:p>
+    <w:p>
+      <w:pPr>
+        <w:spacing w:before="120" w:after="120" w:line="336" w:lineRule="auto"/>
+        <w:jc w:val="both"/>
+        <w:rPr>
+          <w:rFonts w:ascii="Arial" w:hAnsi="Arial" w:cs="Arial"/>
+          <w:sz w:val="24"/>
+          <w:szCs w:val="24"/>
+        </w:rPr>
+      </w:pPr>
+      <w:r>
+        <w:rPr>
+          <w:rFonts w:ascii="Arial" w:eastAsia="Arial Bold" w:hAnsi="Arial" w:cs="Arial"/>
+          <w:b/>
+          <w:bCs/>
+          <w:color w:val="000000"/>
+          <w:sz w:val="24"/>
+          <w:szCs w:val="24"/>
+        </w:rPr>
+        <w:lastRenderedPageBreak/>
+        <w:t>EXPERIENCIA</w:t>
+      </w:r>
+      <w:r>
+        <w:rPr>
+          <w:rFonts w:ascii="Arial" w:eastAsia="Arial Bold" w:hAnsi="Arial" w:cs="Arial"/>
+          <w:b/>
+          <w:bCs/>
+          <w:color w:val="000000"/>
+          <w:spacing w:val="-16"/>
+          <w:sz w:val="24"/>
+          <w:szCs w:val="24"/>
+        </w:rPr>
+        <w:t xml:space="preserve"> </w:t>
+      </w:r>
+      <w:r>
+        <w:rPr>
+          <w:rFonts w:ascii="Arial" w:eastAsia="Arial Bold" w:hAnsi="Arial" w:cs="Arial"/>
+          <w:b/>
+          <w:bCs/>
+          <w:color w:val="000000"/>
           <w:spacing w:val="-2"/>
           <w:sz w:val="24"/>
           <w:szCs w:val="24"/>
@@ -1092,23 +1189,27 @@
         <w:pStyle w:val="Prrafodelista"/>
         <w:numPr>
           <w:ilvl w:val="0"/>
-          <w:numId w:val="6"/>
+          <w:numId w:val="9"/>
         </w:numPr>
-        <w:spacing w:before="120" w:after="120" w:line="278" w:lineRule="auto"/>
+        <w:spacing w:before="120" w:after="120" w:line="336" w:lineRule="auto"/>
         <w:jc w:val="both"/>
         <w:rPr>
-          <w:rFonts w:ascii="Arial" w:hAnsi="Arial" w:cs="Arial"/>
-          <w:sz w:val="24"/>
-          <w:szCs w:val="24"/>
-        </w:rPr>
-      </w:pPr>
-      <w:r>
-        <w:rPr>
-          <w:rFonts w:ascii="Arial" w:hAnsi="Arial" w:cs="Arial"/>
-          <w:sz w:val="24"/>
-          <w:szCs w:val="24"/>
-        </w:rPr>
-        <w:t>Investigación de incidentes de integridad de datos en entornos SQL Server, analizando causas raíz de fallos o inconsistencias.</w:t>
+          <w:rFonts w:ascii="Arial" w:eastAsia="Arial Bold" w:hAnsi="Arial" w:cs="Arial"/>
+          <w:bCs/>
+          <w:color w:val="000000"/>
+          <w:sz w:val="24"/>
+          <w:szCs w:val="24"/>
+        </w:rPr>
+      </w:pPr>
+      <w:r>
+        <w:rPr>
+          <w:rFonts w:ascii="Arial" w:eastAsia="Arial Bold" w:hAnsi="Arial" w:cs="Arial"/>
+          <w:bCs/>
+          <w:color w:val="000000"/>
+          <w:sz w:val="24"/>
+          <w:szCs w:val="24"/>
+        </w:rPr>
+        <w:t>Administración de SQL Server: Instalación, configuración y mantenimiento de motores de base de datos para asegurar la persistencia de la información.</w:t>
       </w:r>
     </w:p>
     <w:p>
@@ -1116,23 +1217,27 @@
         <w:pStyle w:val="Prrafodelista"/>
         <w:numPr>
           <w:ilvl w:val="0"/>
-          <w:numId w:val="6"/>
+          <w:numId w:val="9"/>
         </w:numPr>
-        <w:spacing w:before="120" w:after="120" w:line="278" w:lineRule="auto"/>
+        <w:spacing w:before="120" w:after="120" w:line="336" w:lineRule="auto"/>
         <w:jc w:val="both"/>
         <w:rPr>
-          <w:rFonts w:ascii="Arial" w:hAnsi="Arial" w:cs="Arial"/>
-          <w:sz w:val="24"/>
-          <w:szCs w:val="24"/>
-        </w:rPr>
-      </w:pPr>
-      <w:r>
-        <w:rPr>
-          <w:rFonts w:ascii="Arial" w:hAnsi="Arial" w:cs="Arial"/>
-          <w:sz w:val="24"/>
-          <w:szCs w:val="24"/>
-        </w:rPr>
-        <w:t>Configuración y despliegue de infraestructura para sistemas ERP, asegurando la operatividad y estabilidad del servicio.</w:t>
+          <w:rFonts w:ascii="Arial" w:eastAsia="Arial Bold" w:hAnsi="Arial" w:cs="Arial"/>
+          <w:bCs/>
+          <w:color w:val="000000"/>
+          <w:sz w:val="24"/>
+          <w:szCs w:val="24"/>
+        </w:rPr>
+      </w:pPr>
+      <w:r>
+        <w:rPr>
+          <w:rFonts w:ascii="Arial" w:eastAsia="Arial Bold" w:hAnsi="Arial" w:cs="Arial"/>
+          <w:bCs/>
+          <w:color w:val="000000"/>
+          <w:sz w:val="24"/>
+          <w:szCs w:val="24"/>
+        </w:rPr>
+        <w:t>Análisis de Incidentes de Datos: Investigación y corrección de fallas o inconsistencias en bases de datos para garantizar la integridad de los registros contables.</w:t>
       </w:r>
     </w:p>
     <w:p>
@@ -1140,70 +1245,78 @@
         <w:pStyle w:val="Prrafodelista"/>
         <w:numPr>
           <w:ilvl w:val="0"/>
-          <w:numId w:val="6"/>
+          <w:numId w:val="9"/>
         </w:numPr>
-        <w:spacing w:before="120" w:after="120" w:line="278" w:lineRule="auto"/>
-        <w:jc w:val="both"/>
-        <w:rPr>
-          <w:rFonts w:ascii="Arial" w:hAnsi="Arial" w:cs="Arial"/>
-          <w:sz w:val="24"/>
-          <w:szCs w:val="24"/>
-        </w:rPr>
-      </w:pPr>
-      <w:r>
-        <w:rPr>
-          <w:rFonts w:ascii="Arial" w:hAnsi="Arial" w:cs="Arial"/>
-          <w:sz w:val="24"/>
-          <w:szCs w:val="24"/>
-        </w:rPr>
-        <w:t>Gestión de incidentes técnicos (</w:t>
-      </w:r>
-      <w:proofErr w:type="spellStart"/>
-      <w:r>
-        <w:rPr>
-          <w:rFonts w:ascii="Arial" w:hAnsi="Arial" w:cs="Arial"/>
-          <w:sz w:val="24"/>
-          <w:szCs w:val="24"/>
-        </w:rPr>
-        <w:t>Ticketing</w:t>
-      </w:r>
-      <w:proofErr w:type="spellEnd"/>
-      <w:r>
-        <w:rPr>
-          <w:rFonts w:ascii="Arial" w:hAnsi="Arial" w:cs="Arial"/>
-          <w:sz w:val="24"/>
-          <w:szCs w:val="24"/>
-        </w:rPr>
-        <w:t>) mediante el análisis y resolución de casos complejos escalados.</w:t>
-      </w:r>
-    </w:p>
-    <w:p>
-      <w:pPr>
         <w:spacing w:before="120" w:after="120" w:line="336" w:lineRule="auto"/>
         <w:jc w:val="both"/>
         <w:rPr>
           <w:rFonts w:ascii="Arial" w:eastAsia="Arial Bold" w:hAnsi="Arial" w:cs="Arial"/>
-          <w:b/>
           <w:bCs/>
           <w:color w:val="000000"/>
           <w:sz w:val="24"/>
           <w:szCs w:val="24"/>
         </w:rPr>
       </w:pPr>
-    </w:p>
-    <w:p>
-      <w:pPr>
+      <w:r>
+        <w:rPr>
+          <w:rFonts w:ascii="Arial" w:eastAsia="Arial Bold" w:hAnsi="Arial" w:cs="Arial"/>
+          <w:bCs/>
+          <w:color w:val="000000"/>
+          <w:sz w:val="24"/>
+          <w:szCs w:val="24"/>
+        </w:rPr>
+        <w:t>Despliegue de Aplicaciones: Configuración de terminales y servidores para el funcionamiento del ERP, asegurando la conectividad y estabilidad del servicio.</w:t>
+      </w:r>
+    </w:p>
+    <w:p>
+      <w:pPr>
+        <w:pStyle w:val="Prrafodelista"/>
+        <w:numPr>
+          <w:ilvl w:val="0"/>
+          <w:numId w:val="9"/>
+        </w:numPr>
         <w:spacing w:before="120" w:after="120" w:line="336" w:lineRule="auto"/>
         <w:jc w:val="both"/>
         <w:rPr>
           <w:rFonts w:ascii="Arial" w:eastAsia="Arial Bold" w:hAnsi="Arial" w:cs="Arial"/>
-          <w:b/>
           <w:bCs/>
           <w:color w:val="000000"/>
           <w:sz w:val="24"/>
           <w:szCs w:val="24"/>
         </w:rPr>
       </w:pPr>
+      <w:r>
+        <w:rPr>
+          <w:rFonts w:ascii="Arial" w:eastAsia="Arial Bold" w:hAnsi="Arial" w:cs="Arial"/>
+          <w:bCs/>
+          <w:color w:val="000000"/>
+          <w:sz w:val="24"/>
+          <w:szCs w:val="24"/>
+        </w:rPr>
+        <w:t>Resolución de Problemas (</w:t>
+      </w:r>
+      <w:proofErr w:type="spellStart"/>
+      <w:r>
+        <w:rPr>
+          <w:rFonts w:ascii="Arial" w:eastAsia="Arial Bold" w:hAnsi="Arial" w:cs="Arial"/>
+          <w:bCs/>
+          <w:color w:val="000000"/>
+          <w:sz w:val="24"/>
+          <w:szCs w:val="24"/>
+        </w:rPr>
+        <w:t>Troubleshooting</w:t>
+      </w:r>
+      <w:proofErr w:type="spellEnd"/>
+      <w:r>
+        <w:rPr>
+          <w:rFonts w:ascii="Arial" w:eastAsia="Arial Bold" w:hAnsi="Arial" w:cs="Arial"/>
+          <w:bCs/>
+          <w:color w:val="000000"/>
+          <w:sz w:val="24"/>
+          <w:szCs w:val="24"/>
+        </w:rPr>
+        <w:t>): Gestión de tickets complejos escalados, aplicando pensamiento analítico para resolver errores de sistema.</w:t>
+      </w:r>
     </w:p>
     <w:p>
       <w:pPr>
@@ -2118,14 +2231,6 @@
         <w:spacing w:before="120" w:after="120" w:line="336" w:lineRule="auto"/>
         <w:jc w:val="both"/>
         <w:rPr>
-          <w:rFonts w:ascii="Arial" w:eastAsia="Arimo" w:hAnsi="Arial" w:cs="Arial"/>
-          <w:color w:val="000000"/>
-          <w:sz w:val="24"/>
-          <w:szCs w:val="24"/>
-        </w:rPr>
-      </w:pPr>
-      <w:r>
-        <w:rPr>
           <w:rFonts w:ascii="Arial" w:eastAsia="Arial Bold" w:hAnsi="Arial" w:cs="Arial"/>
           <w:b/>
           <w:bCs/>
@@ -2134,6 +2239,75 @@
           <w:sz w:val="24"/>
           <w:szCs w:val="24"/>
         </w:rPr>
+      </w:pPr>
+    </w:p>
+    <w:p>
+      <w:pPr>
+        <w:spacing w:before="120" w:after="120" w:line="336" w:lineRule="auto"/>
+        <w:jc w:val="both"/>
+        <w:rPr>
+          <w:rFonts w:ascii="Arial" w:eastAsia="Arial Bold" w:hAnsi="Arial" w:cs="Arial"/>
+          <w:b/>
+          <w:bCs/>
+          <w:color w:val="000000"/>
+          <w:spacing w:val="-2"/>
+          <w:sz w:val="24"/>
+          <w:szCs w:val="24"/>
+        </w:rPr>
+      </w:pPr>
+    </w:p>
+    <w:p>
+      <w:pPr>
+        <w:spacing w:before="120" w:after="120" w:line="336" w:lineRule="auto"/>
+        <w:jc w:val="both"/>
+        <w:rPr>
+          <w:rFonts w:ascii="Arial" w:eastAsia="Arial Bold" w:hAnsi="Arial" w:cs="Arial"/>
+          <w:b/>
+          <w:bCs/>
+          <w:color w:val="000000"/>
+          <w:spacing w:val="-2"/>
+          <w:sz w:val="24"/>
+          <w:szCs w:val="24"/>
+        </w:rPr>
+      </w:pPr>
+    </w:p>
+    <w:p>
+      <w:pPr>
+        <w:spacing w:before="120" w:after="120" w:line="336" w:lineRule="auto"/>
+        <w:jc w:val="both"/>
+        <w:rPr>
+          <w:rFonts w:ascii="Arial" w:eastAsia="Arial Bold" w:hAnsi="Arial" w:cs="Arial"/>
+          <w:b/>
+          <w:bCs/>
+          <w:color w:val="000000"/>
+          <w:spacing w:val="-2"/>
+          <w:sz w:val="24"/>
+          <w:szCs w:val="24"/>
+        </w:rPr>
+      </w:pPr>
+    </w:p>
+    <w:p>
+      <w:pPr>
+        <w:spacing w:before="120" w:after="120" w:line="336" w:lineRule="auto"/>
+        <w:jc w:val="both"/>
+        <w:rPr>
+          <w:rFonts w:ascii="Arial" w:eastAsia="Arimo" w:hAnsi="Arial" w:cs="Arial"/>
+          <w:color w:val="000000"/>
+          <w:sz w:val="24"/>
+          <w:szCs w:val="24"/>
+        </w:rPr>
+      </w:pPr>
+      <w:r>
+        <w:rPr>
+          <w:rFonts w:ascii="Arial" w:eastAsia="Arial Bold" w:hAnsi="Arial" w:cs="Arial"/>
+          <w:b/>
+          <w:bCs/>
+          <w:color w:val="000000"/>
+          <w:spacing w:val="-2"/>
+          <w:sz w:val="24"/>
+          <w:szCs w:val="24"/>
+        </w:rPr>
+        <w:lastRenderedPageBreak/>
         <w:t>HABILIDADES</w:t>
       </w:r>
       <w:r>
@@ -2749,6 +2923,119 @@
     </w:lvl>
   </w:abstractNum>
   <w:abstractNum w:abstractNumId="2">
+    <w:nsid w:val="1E2E1294"/>
+    <w:multiLevelType w:val="hybridMultilevel"/>
+    <w:tmpl w:val="B26C642C"/>
+    <w:lvl w:ilvl="0" w:tplc="2C0A0001">
+      <w:start w:val="1"/>
+      <w:numFmt w:val="bullet"/>
+      <w:lvlText w:val=""/>
+      <w:lvlJc w:val="left"/>
+      <w:pPr>
+        <w:ind w:left="720" w:hanging="360"/>
+      </w:pPr>
+      <w:rPr>
+        <w:rFonts w:ascii="Symbol" w:hAnsi="Symbol" w:hint="default"/>
+      </w:rPr>
+    </w:lvl>
+    <w:lvl w:ilvl="1" w:tplc="2C0A0003" w:tentative="1">
+      <w:start w:val="1"/>
+      <w:numFmt w:val="bullet"/>
+      <w:lvlText w:val="o"/>
+      <w:lvlJc w:val="left"/>
+      <w:pPr>
+        <w:ind w:left="1440" w:hanging="360"/>
+      </w:pPr>
+      <w:rPr>
+        <w:rFonts w:ascii="Courier New" w:hAnsi="Courier New" w:cs="Courier New" w:hint="default"/>
+      </w:rPr>
+    </w:lvl>
+    <w:lvl w:ilvl="2" w:tplc="2C0A0005" w:tentative="1">
+      <w:start w:val="1"/>
+      <w:numFmt w:val="bullet"/>
+      <w:lvlText w:val=""/>
+      <w:lvlJc w:val="left"/>
+      <w:pPr>
+        <w:ind w:left="2160" w:hanging="360"/>
+      </w:pPr>
+      <w:rPr>
+        <w:rFonts w:ascii="Wingdings" w:hAnsi="Wingdings" w:hint="default"/>
+      </w:rPr>
+    </w:lvl>
+    <w:lvl w:ilvl="3" w:tplc="2C0A0001" w:tentative="1">
+      <w:start w:val="1"/>
+      <w:numFmt w:val="bullet"/>
+      <w:lvlText w:val=""/>
+      <w:lvlJc w:val="left"/>
+      <w:pPr>
+        <w:ind w:left="2880" w:hanging="360"/>
+      </w:pPr>
+      <w:rPr>
+        <w:rFonts w:ascii="Symbol" w:hAnsi="Symbol" w:hint="default"/>
+      </w:rPr>
+    </w:lvl>
+    <w:lvl w:ilvl="4" w:tplc="2C0A0003" w:tentative="1">
+      <w:start w:val="1"/>
+      <w:numFmt w:val="bullet"/>
+      <w:lvlText w:val="o"/>
+      <w:lvlJc w:val="left"/>
+      <w:pPr>
+        <w:ind w:left="3600" w:hanging="360"/>
+      </w:pPr>
+      <w:rPr>
+        <w:rFonts w:ascii="Courier New" w:hAnsi="Courier New" w:cs="Courier New" w:hint="default"/>
+      </w:rPr>
+    </w:lvl>
+    <w:lvl w:ilvl="5" w:tplc="2C0A0005" w:tentative="1">
+      <w:start w:val="1"/>
+      <w:numFmt w:val="bullet"/>
+      <w:lvlText w:val=""/>
+      <w:lvlJc w:val="left"/>
+      <w:pPr>
+        <w:ind w:left="4320" w:hanging="360"/>
+      </w:pPr>
+      <w:rPr>
+        <w:rFonts w:ascii="Wingdings" w:hAnsi="Wingdings" w:hint="default"/>
+      </w:rPr>
+    </w:lvl>
+    <w:lvl w:ilvl="6" w:tplc="2C0A0001" w:tentative="1">
+      <w:start w:val="1"/>
+      <w:numFmt w:val="bullet"/>
+      <w:lvlText w:val=""/>
+      <w:lvlJc w:val="left"/>
+      <w:pPr>
+        <w:ind w:left="5040" w:hanging="360"/>
+      </w:pPr>
+      <w:rPr>
+        <w:rFonts w:ascii="Symbol" w:hAnsi="Symbol" w:hint="default"/>
+      </w:rPr>
+    </w:lvl>
+    <w:lvl w:ilvl="7" w:tplc="2C0A0003" w:tentative="1">
+      <w:start w:val="1"/>
+      <w:numFmt w:val="bullet"/>
+      <w:lvlText w:val="o"/>
+      <w:lvlJc w:val="left"/>
+      <w:pPr>
+        <w:ind w:left="5760" w:hanging="360"/>
+      </w:pPr>
+      <w:rPr>
+        <w:rFonts w:ascii="Courier New" w:hAnsi="Courier New" w:cs="Courier New" w:hint="default"/>
+      </w:rPr>
+    </w:lvl>
+    <w:lvl w:ilvl="8" w:tplc="2C0A0005" w:tentative="1">
+      <w:start w:val="1"/>
+      <w:numFmt w:val="bullet"/>
+      <w:lvlText w:val=""/>
+      <w:lvlJc w:val="left"/>
+      <w:pPr>
+        <w:ind w:left="6480" w:hanging="360"/>
+      </w:pPr>
+      <w:rPr>
+        <w:rFonts w:ascii="Wingdings" w:hAnsi="Wingdings" w:hint="default"/>
+      </w:rPr>
+    </w:lvl>
+  </w:abstractNum>
+  <w:abstractNum w:abstractNumId="3">
     <w:nsid w:val="2D34690A"/>
     <w:multiLevelType w:val="hybridMultilevel"/>
     <w:tmpl w:val="D0E46244"/>
@@ -2861,7 +3148,7 @@
       </w:rPr>
     </w:lvl>
   </w:abstractNum>
-  <w:abstractNum w:abstractNumId="3">
+  <w:abstractNum w:abstractNumId="4">
     <w:nsid w:val="56327553"/>
     <w:multiLevelType w:val="hybridMultilevel"/>
     <w:tmpl w:val="9A8A3354"/>
@@ -2967,7 +3254,7 @@
       <w:lvlJc w:val="left"/>
     </w:lvl>
   </w:abstractNum>
-  <w:abstractNum w:abstractNumId="4">
+  <w:abstractNum w:abstractNumId="5">
     <w:nsid w:val="5782514F"/>
     <w:multiLevelType w:val="hybridMultilevel"/>
     <w:tmpl w:val="F4CCD26A"/>
@@ -3080,7 +3367,7 @@
       </w:rPr>
     </w:lvl>
   </w:abstractNum>
-  <w:abstractNum w:abstractNumId="5">
+  <w:abstractNum w:abstractNumId="6">
     <w:nsid w:val="6C026777"/>
     <w:multiLevelType w:val="hybridMultilevel"/>
     <w:tmpl w:val="0F323670"/>
@@ -3186,7 +3473,7 @@
       <w:lvlJc w:val="left"/>
     </w:lvl>
   </w:abstractNum>
-  <w:abstractNum w:abstractNumId="6">
+  <w:abstractNum w:abstractNumId="7">
     <w:nsid w:val="779140C8"/>
     <w:multiLevelType w:val="hybridMultilevel"/>
     <w:tmpl w:val="0C56A464"/>
@@ -3292,7 +3579,7 @@
       <w:lvlJc w:val="left"/>
     </w:lvl>
   </w:abstractNum>
-  <w:abstractNum w:abstractNumId="7">
+  <w:abstractNum w:abstractNumId="8">
     <w:nsid w:val="7C1D48C2"/>
     <w:multiLevelType w:val="hybridMultilevel"/>
     <w:tmpl w:val="1CB49222"/>
@@ -3399,27 +3686,30 @@
     </w:lvl>
   </w:abstractNum>
   <w:num w:numId="1">
-    <w:abstractNumId w:val="3"/>
+    <w:abstractNumId w:val="4"/>
   </w:num>
   <w:num w:numId="2">
-    <w:abstractNumId w:val="6"/>
+    <w:abstractNumId w:val="7"/>
   </w:num>
   <w:num w:numId="3">
-    <w:abstractNumId w:val="7"/>
+    <w:abstractNumId w:val="8"/>
   </w:num>
   <w:num w:numId="4">
-    <w:abstractNumId w:val="5"/>
+    <w:abstractNumId w:val="6"/>
   </w:num>
   <w:num w:numId="5">
     <w:abstractNumId w:val="1"/>
   </w:num>
   <w:num w:numId="6">
-    <w:abstractNumId w:val="4"/>
+    <w:abstractNumId w:val="5"/>
   </w:num>
   <w:num w:numId="7">
     <w:abstractNumId w:val="0"/>
   </w:num>
   <w:num w:numId="8">
+    <w:abstractNumId w:val="3"/>
+  </w:num>
+  <w:num w:numId="9">
     <w:abstractNumId w:val="2"/>
   </w:num>
 </w:numbering>

--- a/Personal/Mi_CV/CvEugenioDDeluca.docx
+++ b/Personal/Mi_CV/CvEugenioDDeluca.docx
@@ -12,8 +12,6 @@
           <w:szCs w:val="24"/>
         </w:rPr>
       </w:pPr>
-      <w:bookmarkStart w:id="0" w:name="_GoBack"/>
-      <w:bookmarkEnd w:id="0"/>
     </w:p>
     <w:p>
       <w:pPr>
@@ -602,16 +600,36 @@
           <w:t>GitHub</w:t>
         </w:r>
         <w:proofErr w:type="spellEnd"/>
+        <w:r>
+          <w:rPr>
+            <w:rStyle w:val="Hipervnculo"/>
+            <w:rFonts w:ascii="Arial" w:hAnsi="Arial" w:cs="Arial"/>
+            <w:sz w:val="24"/>
+            <w:szCs w:val="24"/>
+          </w:rPr>
+          <w:t xml:space="preserve"> – </w:t>
+        </w:r>
+        <w:proofErr w:type="spellStart"/>
+        <w:r>
+          <w:rPr>
+            <w:rStyle w:val="Hipervnculo"/>
+            <w:rFonts w:ascii="Arial" w:hAnsi="Arial" w:cs="Arial"/>
+            <w:sz w:val="24"/>
+            <w:szCs w:val="24"/>
+          </w:rPr>
+          <w:t>Seccion</w:t>
+        </w:r>
+        <w:proofErr w:type="spellEnd"/>
+        <w:r>
+          <w:rPr>
+            <w:rStyle w:val="Hipervnculo"/>
+            <w:rFonts w:ascii="Arial" w:hAnsi="Arial" w:cs="Arial"/>
+            <w:sz w:val="24"/>
+            <w:szCs w:val="24"/>
+          </w:rPr>
+          <w:t xml:space="preserve"> “Malware”</w:t>
+        </w:r>
       </w:hyperlink>
-      <w:r>
-        <w:rPr>
-          <w:rStyle w:val="Hipervnculo"/>
-          <w:rFonts w:ascii="Arial" w:hAnsi="Arial" w:cs="Arial"/>
-          <w:sz w:val="24"/>
-          <w:szCs w:val="24"/>
-        </w:rPr>
-        <w:t xml:space="preserve"> (Sección “Malware”)</w:t>
-      </w:r>
     </w:p>
     <w:p>
       <w:pPr>
@@ -854,6 +872,8 @@
         </w:r>
         <w:proofErr w:type="spellEnd"/>
       </w:hyperlink>
+      <w:bookmarkStart w:id="0" w:name="_GoBack"/>
+      <w:bookmarkEnd w:id="0"/>
     </w:p>
     <w:p>
       <w:pPr>
@@ -4155,6 +4175,70 @@
     <w:uiPriority w:val="99"/>
     <w:semiHidden/>
     <w:unhideWhenUsed/>
+  </w:style>
+  <w:style w:type="paragraph" w:styleId="Textodeglobo">
+    <w:name w:val="Balloon Text"/>
+    <w:basedOn w:val="Normal"/>
+    <w:link w:val="TextodegloboCar"/>
+    <w:uiPriority w:val="99"/>
+    <w:semiHidden/>
+    <w:unhideWhenUsed/>
+    <w:rsid w:val="00405593"/>
+    <w:pPr>
+      <w:spacing w:after="0" w:line="240" w:lineRule="auto"/>
+    </w:pPr>
+    <w:rPr>
+      <w:rFonts w:ascii="Tahoma" w:hAnsi="Tahoma" w:cs="Tahoma"/>
+      <w:sz w:val="16"/>
+      <w:szCs w:val="16"/>
+    </w:rPr>
+  </w:style>
+  <w:style w:type="character" w:customStyle="1" w:styleId="TextodegloboCar">
+    <w:name w:val="Texto de globo Car"/>
+    <w:basedOn w:val="Fuentedeprrafopredeter"/>
+    <w:link w:val="Textodeglobo"/>
+    <w:uiPriority w:val="99"/>
+    <w:semiHidden/>
+    <w:rsid w:val="00405593"/>
+    <w:rPr>
+      <w:rFonts w:ascii="Tahoma" w:hAnsi="Tahoma" w:cs="Tahoma"/>
+      <w:sz w:val="16"/>
+      <w:szCs w:val="16"/>
+    </w:rPr>
+  </w:style>
+  <w:style w:type="character" w:styleId="Hipervnculo">
+    <w:name w:val="Hyperlink"/>
+    <w:basedOn w:val="Fuentedeprrafopredeter"/>
+    <w:uiPriority w:val="99"/>
+    <w:unhideWhenUsed/>
+    <w:rsid w:val="00B11FFF"/>
+    <w:rPr>
+      <w:color w:val="0000FF" w:themeColor="hyperlink"/>
+      <w:u w:val="single"/>
+    </w:rPr>
+  </w:style>
+  <w:style w:type="character" w:styleId="Hipervnculovisitado">
+    <w:name w:val="FollowedHyperlink"/>
+    <w:basedOn w:val="Fuentedeprrafopredeter"/>
+    <w:uiPriority w:val="99"/>
+    <w:semiHidden/>
+    <w:unhideWhenUsed/>
+    <w:rsid w:val="00961E46"/>
+    <w:rPr>
+      <w:color w:val="800080" w:themeColor="followedHyperlink"/>
+      <w:u w:val="single"/>
+    </w:rPr>
+  </w:style>
+  <w:style w:type="paragraph" w:styleId="Prrafodelista">
+    <w:name w:val="List Paragraph"/>
+    <w:basedOn w:val="Normal"/>
+    <w:uiPriority w:val="34"/>
+    <w:qFormat/>
+    <w:rsid w:val="00176D9D"/>
+    <w:pPr>
+      <w:ind w:left="720"/>
+      <w:contextualSpacing/>
+    </w:pPr>
   </w:style>
 </w:styles>
 </file>
